--- a/assets/docs/Vimusement-2026-Sponsorship-Proposal.docx
+++ b/assets/docs/Vimusement-2026-Sponsorship-Proposal.docx
@@ -524,7 +524,7 @@
           <w:color w:val="5C4148"/>
           <w:sz w:val="19"/>
         </w:rPr>
-        <w:t>Sponsor a Lucky Draw or game prize — your brand gets named live on stage the moment it's won.</w:t>
+        <w:t>Sponsor a game prize — your brand gets named the moment it's won.</w:t>
       </w:r>
     </w:p>
     <w:p>

--- a/assets/docs/Vimusement-2026-Sponsorship-Proposal.docx
+++ b/assets/docs/Vimusement-2026-Sponsorship-Proposal.docx
@@ -524,7 +524,7 @@
           <w:color w:val="5C4148"/>
           <w:sz w:val="19"/>
         </w:rPr>
-        <w:t>Sponsor a game prize — your brand gets named the moment it's won.</w:t>
+        <w:t>Sponsor a game prize, and your brand gets named the moment it's won.</w:t>
       </w:r>
     </w:p>
     <w:p>

--- a/assets/docs/Vimusement-2026-Sponsorship-Proposal.docx
+++ b/assets/docs/Vimusement-2026-Sponsorship-Proposal.docx
@@ -151,7 +151,7 @@
           <w:color w:val="23161A"/>
           <w:sz w:val="20"/>
         </w:rPr>
-        <w:t>Scholarships, a medical-emergency fund, and hardship support for neighbours in need — 100% of what's raised, after costs, goes to the cause</w:t>
+        <w:t>100% of what's raised, after costs, split up front: 40% education for the poor, 30% medical and other needs, 30% youth emergency fund, with every rupee on a public ledger</w:t>
       </w:r>
     </w:p>
     <w:p>
@@ -639,7 +639,7 @@
             <w:color w:val="C2213A"/>
             <w:u w:val="single"/>
           </w:rPr>
-          <w:t>https://roosewelt-nacth.github.io/Vimusement/sponsors.html</w:t>
+          <w:t>https://victoriansyouth.github.io/Vimusement2k26/sponsors.html</w:t>
         </w:r>
       </w:hyperlink>
       <w:r>

--- a/assets/docs/Vimusement-2026-Sponsorship-Proposal.docx
+++ b/assets/docs/Vimusement-2026-Sponsorship-Proposal.docx
@@ -119,7 +119,7 @@
           <w:color w:val="23161A"/>
           <w:sz w:val="20"/>
         </w:rPr>
-        <w:t>Families and young people from right across the neighbourhood — hundreds through the gates in one day</w:t>
+        <w:t>Families and young people from right across the neighbourhood, with hundreds through the gates in one day</w:t>
       </w:r>
     </w:p>
     <w:p>
@@ -184,7 +184,7 @@
           <w:color w:val="23161A"/>
           <w:sz w:val="20"/>
         </w:rPr>
-        <w:t>•   A local, built-in crowd — no footfall to chase, just show up and be seen</w:t>
+        <w:t>•   A local, built-in crowd. No footfall to chase, just show up and be seen</w:t>
       </w:r>
     </w:p>
     <w:p>
@@ -312,7 +312,7 @@
           <w:color w:val="23161A"/>
           <w:sz w:val="22"/>
         </w:rPr>
-        <w:t>“We're not just asking for funding — we can give your brand real visibility through our posters, social media, stage announcements and, depending on the partnership, product integration.”</w:t>
+        <w:t>“We're not just asking for funding. We can give your brand real visibility through our posters, social media, stage announcements and, depending on the partnership, product integration.”</w:t>
       </w:r>
     </w:p>
     <w:p>
@@ -435,7 +435,7 @@
           <w:color w:val="5C4148"/>
           <w:sz w:val="19"/>
         </w:rPr>
-        <w:t>Logo on event banners, a mention in our social media posts, and a shout-out on stage — let's talk about what works for you.</w:t>
+        <w:t>Logo on event banners, a mention in our social media posts, and a shout-out on stage. Let's talk about what works for you.</w:t>
       </w:r>
     </w:p>
     <w:p>
@@ -481,7 +481,7 @@
           <w:color w:val="5C4148"/>
           <w:sz w:val="19"/>
         </w:rPr>
-        <w:t>Give what you make or sell — food, drinks, goods — and we promote your brand in return. Great for restaurants, cafés and shops.</w:t>
+        <w:t>Give what you make or sell, like food, drinks or goods, and we promote your brand in return. Great for restaurants, cafés and shops.</w:t>
       </w:r>
     </w:p>
     <w:p>
@@ -540,7 +540,7 @@
           <w:color w:val="5C4148"/>
           <w:sz w:val="20"/>
         </w:rPr>
-        <w:t>Not sure which fits? Message us and we'll shape a package around what works for your business — a mix of the above is always an option.</w:t>
+        <w:t>Not sure which fits? Message us and we'll shape a package around what works for your business. A mix of the above is always an option.</w:t>
       </w:r>
     </w:p>
     <w:p>

--- a/assets/docs/Vimusement-2026-Sponsorship-Proposal.docx
+++ b/assets/docs/Vimusement-2026-Sponsorship-Proposal.docx
@@ -151,7 +151,7 @@
           <w:color w:val="23161A"/>
           <w:sz w:val="20"/>
         </w:rPr>
-        <w:t>100% of what's raised, after costs, split up front: 40% education for the poor, 30% medical and other needs, 30% youth emergency fund, with every rupee on a public ledger</w:t>
+        <w:t>100% of what's raised, after costs, split up front: 40% education for the poor, 30% medical and other needs, 30% emergency fund, with every rupee on a public ledger</w:t>
       </w:r>
     </w:p>
     <w:p>
